--- a/Phase 2 Documentation/Submission 7 – AI Career Chatbot.docx
+++ b/Phase 2 Documentation/Submission 7 – AI Career Chatbot.docx
@@ -4,6 +4,7 @@
   <w:body>
     <w:p>
       <w:pPr>
+        <w:spacing w:line="360" w:lineRule="auto"/>
         <w:rPr>
           <w:rFonts w:ascii="Times New Roman" w:hAnsi="Times New Roman" w:cs="Times New Roman"/>
           <w:sz w:val="32"/>
@@ -49,6 +50,7 @@
     </w:p>
     <w:p>
       <w:pPr>
+        <w:spacing w:line="360" w:lineRule="auto"/>
         <w:rPr>
           <w:rFonts w:ascii="Times New Roman" w:hAnsi="Times New Roman" w:cs="Times New Roman"/>
           <w:sz w:val="28"/>
@@ -58,6 +60,7 @@
     </w:p>
     <w:p>
       <w:pPr>
+        <w:spacing w:line="360" w:lineRule="auto"/>
         <w:rPr>
           <w:rFonts w:ascii="Times New Roman" w:hAnsi="Times New Roman" w:cs="Times New Roman"/>
           <w:sz w:val="28"/>
@@ -93,6 +96,7 @@
     </w:p>
     <w:p>
       <w:pPr>
+        <w:spacing w:line="360" w:lineRule="auto"/>
         <w:rPr>
           <w:rFonts w:ascii="Times New Roman" w:hAnsi="Times New Roman" w:cs="Times New Roman"/>
           <w:sz w:val="24"/>
@@ -144,10 +148,15 @@
         <w:t>-related queries, learning guidance, and career development.</w:t>
       </w:r>
     </w:p>
-    <w:p/>
+    <w:p>
+      <w:pPr>
+        <w:spacing w:line="360" w:lineRule="auto"/>
+      </w:pPr>
+    </w:p>
     <w:p>
       <w:pPr>
         <w:pStyle w:val="pdq2pgselectionanchorcontainer"/>
+        <w:spacing w:line="360" w:lineRule="auto"/>
         <w:rPr>
           <w:rStyle w:val="Strong"/>
           <w:b w:val="0"/>
@@ -168,6 +177,7 @@
     <w:p>
       <w:pPr>
         <w:pStyle w:val="pdq2pgselectionanchorcontainer"/>
+        <w:spacing w:line="360" w:lineRule="auto"/>
       </w:pPr>
       <w:r>
         <w:t xml:space="preserve">The </w:t>
@@ -184,41 +194,49 @@
     <w:p>
       <w:pPr>
         <w:pStyle w:val="pdq2pgselectionanchorcontainer"/>
+        <w:spacing w:line="360" w:lineRule="auto"/>
       </w:pPr>
     </w:p>
     <w:p>
       <w:pPr>
         <w:pStyle w:val="pdq2pgselectionanchorcontainer"/>
+        <w:spacing w:line="360" w:lineRule="auto"/>
       </w:pPr>
     </w:p>
     <w:p>
       <w:pPr>
         <w:pStyle w:val="pdq2pgselectionanchorcontainer"/>
+        <w:spacing w:line="360" w:lineRule="auto"/>
       </w:pPr>
     </w:p>
     <w:p>
       <w:pPr>
         <w:pStyle w:val="pdq2pgselectionanchorcontainer"/>
+        <w:spacing w:line="360" w:lineRule="auto"/>
       </w:pPr>
     </w:p>
     <w:p>
       <w:pPr>
         <w:pStyle w:val="pdq2pgselectionanchorcontainer"/>
+        <w:spacing w:line="360" w:lineRule="auto"/>
       </w:pPr>
     </w:p>
     <w:p>
       <w:pPr>
         <w:pStyle w:val="pdq2pgselectionanchorcontainer"/>
+        <w:spacing w:line="360" w:lineRule="auto"/>
       </w:pPr>
     </w:p>
     <w:p>
       <w:pPr>
         <w:pStyle w:val="pdq2pgselectionanchorcontainer"/>
+        <w:spacing w:line="360" w:lineRule="auto"/>
       </w:pPr>
     </w:p>
     <w:p>
       <w:pPr>
         <w:pStyle w:val="pdq2pgselectionanchorcontainer"/>
+        <w:spacing w:line="360" w:lineRule="auto"/>
       </w:pPr>
       <w:bookmarkStart w:id="0" w:name="_GoBack"/>
       <w:bookmarkEnd w:id="0"/>
